--- a/clients/arcars/reports/drafts-2026-10-13/skolko-stoit-prignat-mashinu-iz-korei.docx
+++ b/clients/arcars/reports/drafts-2026-10-13/skolko-stoit-prignat-mashinu-iz-korei.docx
@@ -23,7 +23,7 @@
         <w:rPr>
           <w:i/>
         </w:rPr>
-        <w:t xml:space="preserve"> Объём: около 1633 слов.</w:t>
+        <w:t xml:space="preserve"> Объём: около 1933 слов.</w:t>
       </w:r>
     </w:p>
     <w:p>
@@ -42,11 +42,11 @@
         <w:rPr>
           <w:b/>
         </w:rPr>
-        <w:t>Главное: статья про стоимость без единой суммы.</w:t>
+        <w:t>Ваши ответы от 20.10 внесены.</w:t>
       </w:r>
       <w:r>
         <w:rPr/>
-        <w:t xml:space="preserve"> Таблица «пример расчёта» состоит из слов «выше/ниже». Нужны 2 реальных расчёта по вашим сделкам: модель, год, объём и мощность, цена в Корее, доставка, пошлина, утильсбор, ваша комиссия, итог.</w:t>
+        <w:t xml:space="preserve"> Sorento пересчитали по общему курсу 0,06595 ₽ за вону: 24 600 000 вон = 1 622 370 ₽, итог 5 975 700 ₽ до Владивостока и 6 165 700 ₽ в центральном регионе. Пошлина и утильсбор не изменились.</w:t>
       </w:r>
     </w:p>
     <w:p>
@@ -57,56 +57,11 @@
         <w:rPr>
           <w:b/>
         </w:rPr>
-        <w:t>Неточность про утильсбор.</w:t>
+        <w:t>Остался один вопрос — бюджет договора.</w:t>
       </w:r>
       <w:r>
         <w:rPr/>
-        <w:t xml:space="preserve"> Сейчас написано, что ставка зависит от объёма двигателя. С 2025 года для льготной ставки главное — мощность до 160 л.с. (так считает и калькулятор на сайте). Поправим.</w:t>
-      </w:r>
-    </w:p>
-    <w:p>
-      <w:pPr>
-        <w:pStyle w:val="ListBullet"/>
-      </w:pPr>
-      <w:r>
-        <w:rPr>
-          <w:b/>
-        </w:rPr>
-        <w:t>Ваша комиссия.</w:t>
-      </w:r>
-      <w:r>
-        <w:rPr/>
-        <w:t xml:space="preserve"> В статье «фиксированная сумма или процент». Как берёте вы? Можно назвать цифру или «от … ₽»?</w:t>
-      </w:r>
-    </w:p>
-    <w:p>
-      <w:pPr>
-        <w:pStyle w:val="ListBullet"/>
-      </w:pPr>
-      <w:r>
-        <w:rPr>
-          <w:b/>
-        </w:rPr>
-        <w:t>Доставка.</w:t>
-      </w:r>
-      <w:r>
-        <w:rPr/>
-        <w:t xml:space="preserve"> Ро-ро или контейнер, через Владивосток — так вы и возите? Сколько дней от покупки в Корее до Самары?</w:t>
-      </w:r>
-    </w:p>
-    <w:p>
-      <w:pPr>
-        <w:pStyle w:val="ListBullet"/>
-      </w:pPr>
-      <w:r>
-        <w:rPr>
-          <w:b/>
-        </w:rPr>
-        <w:t>Два почти одинаковых вопроса в конце</w:t>
-      </w:r>
-      <w:r>
-        <w:rPr/>
-        <w:t xml:space="preserve"> («Сколько стоит пригнать машину из Кореи?» и «…в Россию?») — один уберём.</w:t>
+        <w:t xml:space="preserve"> Ступени комиссии считаются от цены авто с расходами по Корее плюс таможня? Если да, допишем это строкой под таблицей комиссии. Если нет, оставим как есть.</w:t>
       </w:r>
     </w:p>
     <w:p/>
@@ -227,7 +182,7 @@
           </w:tcPr>
           <w:p>
             <w:r>
-              <w:t>Разбираем все статьи расходов: цена авто, доставка, пошлина и утильсбор, услуги брокера — сколько реально стоит пригнать машину из Кореи в Россию.</w:t>
+              <w:t>Пять статей расходов и два реальных расчёта: Hyundai Avante 2022 и KIA Morning 2022 под ключ. Сколько стоит пригнать машину из Кореи в Россию.</w:t>
             </w:r>
           </w:p>
         </w:tc>
@@ -237,7 +192,7 @@
     <w:p>
       <w:r>
         <w:rPr/>
-        <w:t>Пригнать легковой автомобиль из Кореи под ключ в 2026 году — значит оплатить пять статей расходов: саму машину, доставку до порта, таможенную пошлину, утильсбор и услуги брокера. Итог зависит от возраста машины, объёма двигателя и способа доставки куда сильнее, чем от цены на аукционе. Разбираем каждую статью и показываем, что двигает сумму больше всего.</w:t>
+        <w:t>Hyundai Avante 2022 года с мотором 1,6 обошёлся нашему клиенту в 1 525 880 ₽ до Владивостока и в 1 715 880 ₽ с доставкой в центральные регионы. KIA Morning 2022 года с мотором 1,0 — в 1 153 682 ₽ и 1 343 682 ₽. Ниже разбираем, из каких пяти статей складываются эти суммы и что сильнее всего двигает итог.</w:t>
       </w:r>
     </w:p>
     <w:p>
@@ -252,58 +207,73 @@
     <w:p>
       <w:r>
         <w:rPr/>
-        <w:t>Итоговая сумма — это пять статей: цена автомобиля в Корее, доставка до России, таможенная пошлина, утилизационный сбор и услуги брокера. Каждая считается отдельно. Когда их смешивают в одну прикидку, предварительный бюджет потом и расходится с реальным счётом.</w:t>
+        <w:t>Итоговая сумма состоит из пяти статей. Каждая считается отдельно, и если сложить их в одну сумму, бюджет разойдётся с реальным счётом.</w:t>
       </w:r>
     </w:p>
     <w:p>
       <w:pPr>
-        <w:pStyle w:val="ListBullet"/>
+        <w:ind w:left="357"/>
       </w:pPr>
       <w:r>
+        <w:t xml:space="preserve">1. </w:t>
+      </w:r>
+      <w:r>
         <w:rPr/>
-        <w:t>Цена автомобиля — то, что видно на корейском аукционе или у дилера</w:t>
+        <w:t>Стоимость авто в Корее и расходы по Корее, включая доставку до Владивостока</w:t>
       </w:r>
     </w:p>
     <w:p>
       <w:pPr>
-        <w:pStyle w:val="ListBullet"/>
+        <w:ind w:left="357"/>
       </w:pPr>
       <w:r>
+        <w:t xml:space="preserve">2. </w:t>
+      </w:r>
+      <w:r>
         <w:rPr/>
-        <w:t>Логистика — морем до Владивостока и дальше до вашего города</w:t>
+        <w:t>Таможенная пошлина и утильсбор</w:t>
       </w:r>
     </w:p>
     <w:p>
       <w:pPr>
-        <w:pStyle w:val="ListBullet"/>
+        <w:ind w:left="357"/>
       </w:pPr>
       <w:r>
+        <w:t xml:space="preserve">3. </w:t>
+      </w:r>
+      <w:r>
         <w:rPr/>
-        <w:t>Таможенная пошлина — зависит от возраста машины и объёма двигателя</w:t>
+        <w:t>Брокерские расходы во Владивостоке, в том числе оформление ЭПТС и СБКТС</w:t>
       </w:r>
     </w:p>
     <w:p>
       <w:pPr>
-        <w:pStyle w:val="ListBullet"/>
+        <w:ind w:left="357"/>
       </w:pPr>
       <w:r>
+        <w:t xml:space="preserve">4. </w:t>
+      </w:r>
+      <w:r>
         <w:rPr/>
-        <w:t>Утилизационный сбор — фиксированная сумма в рублях, отдельно от пошлины</w:t>
+        <w:t>Комиссия ARCars</w:t>
       </w:r>
     </w:p>
     <w:p>
       <w:pPr>
-        <w:pStyle w:val="ListBullet"/>
+        <w:ind w:left="357"/>
       </w:pPr>
       <w:r>
+        <w:t xml:space="preserve">5. </w:t>
+      </w:r>
+      <w:r>
         <w:rPr/>
-        <w:t>Услуги брокера — подбор, проверка истории, оформление документов</w:t>
+        <w:t>Логистика по России — от Владивостока до вашего города</w:t>
       </w:r>
     </w:p>
     <w:p>
       <w:r>
         <w:rPr/>
-        <w:t>Две машины одной цены в Корее в России могут обойтись по-разному. Логистика тут почти ни при чём, для любой легковушки она примерно одинакова. Разницу дают пошлина и утильсбор: они растут скачками, когда машина пересекает пороги по возрасту и объёму двигателя. Цену машины и курс воны видно сразу. Пошлину и утильсбор нужно считать под конкретный автомобиль, и как раз в них чаще всего ошибаются.</w:t>
+        <w:t>Две машины одной цены в Корее в России могут обойтись по-разному. Расходы по Корее, брокер и доставка по России почти одинаковы для любой легковушки. Разницу дают таможенная пошлина и утильсбор: они растут скачками, когда машина пересекает пороги по возрасту, объёму и мощности двигателя. Поэтому таможню считают под конкретный автомобиль, и именно в ней чаще всего ошибаются.</w:t>
       </w:r>
     </w:p>
     <w:p>
@@ -318,19 +288,19 @@
     <w:p>
       <w:r>
         <w:rPr/>
-        <w:t>В цену машины входит стоимость на аукционе или у дилера и комиссия местного агента, который покупает её от вашего имени. Это первая статья сметы, и самой крупной она бывает не всегда.</w:t>
+        <w:t>Машины мы берём у дилеров в Корее через сайт Encar. Цена на сайте — первая статья расходов. Сильнее всего её двигают возраст и пробег: машины 1 года и 4 лет в одном классе часто различаются в цене больше, чем соседние комплектации. Класс тоже важен. Бюджетный седан с маленьким объёмом двигателя стоит заметно меньше кроссовера среднего класса, а премиум дороже обоих.</w:t>
       </w:r>
     </w:p>
     <w:p>
       <w:r>
         <w:rPr/>
-        <w:t>На аукционе обычно дешевле, чем у частного дилера: там нет розничной наценки. Сильнее всего цену двигают возраст и пробег. Машина 1 года и машина 4 лет в одном классе часто различаются в цене больше, чем соседние комплектации. Класс тоже важен: бюджетный седан с маленьким двигателем стоит на аукционе заметно меньше кроссовера среднего класса, а премиум ощутимо дороже обоих.</w:t>
+        <w:t>К цене на сайте сразу добавляются расходы по Корее. У нас это фиксированная сумма, около 1 900 000 вон, примерно 125 тыс. ₽. В неё входят согласования с дилером, организация осмотров, проверка документов на машину, логистика по Корее и отправка до Владивостока. Сумма фиксированная, поэтому её можно сразу заложить в бюджет, и после покупки она не станет сюрпризом.</w:t>
       </w:r>
     </w:p>
     <w:p>
       <w:r>
         <w:rPr/>
-        <w:t>Курс воны к рублю меняется каждый день, и разница между днём выбора машины и днём оплаты уже видна в итоге. Комиссия аукциона и агента тоже добавляет к цене лота ощутимую сумму. Её лучше сразу заложить в бюджет, чтобы она не стала сюрпризом после покупки.</w:t>
+        <w:t>Курс воны к рублю меняется каждый день, и разница между днём выбора машины и днём оплаты видна в итоге. Во всех примерах ниже курс — 0,06595 ₽ за вону на 8 октября 2026 года.</w:t>
       </w:r>
     </w:p>
     <w:p>
@@ -339,55 +309,199 @@
       </w:pPr>
       <w:r>
         <w:rPr/>
-        <w:t>Доставка машины из Кореи до России</w:t>
+        <w:t>Доставка машины из Кореи до Владивостока</w:t>
       </w:r>
     </w:p>
     <w:p>
       <w:r>
         <w:rPr/>
-        <w:t>Доставка состоит из двух частей: морем до российского порта и от порта до вашего города. Обе влияют и на сумму, и на то, когда машину поставят на учёт.</w:t>
-      </w:r>
-    </w:p>
-    <w:p>
-      <w:pPr>
-        <w:pStyle w:val="ListBullet"/>
-      </w:pPr>
-      <w:r>
-        <w:rPr/>
-        <w:t>Ро-ро паром до Владивостока — самый быстрый вариант: машину не грузят в контейнер, её закатывают на палубу</w:t>
-      </w:r>
-    </w:p>
-    <w:p>
-      <w:pPr>
-        <w:pStyle w:val="ListBullet"/>
-      </w:pPr>
-      <w:r>
-        <w:rPr/>
-        <w:t>Сборный контейнер — дешевле в пересчёте на одну машину, если везут вместе с другими, но приходится ждать, пока соберут весь груз</w:t>
-      </w:r>
-    </w:p>
-    <w:p>
-      <w:pPr>
-        <w:pStyle w:val="ListBullet"/>
-      </w:pPr>
-      <w:r>
-        <w:rPr/>
-        <w:t>От порта до города — железной дорогой на платформе или автовозом, от нескольких дней до двух недель в зависимости от региона</w:t>
-      </w:r>
-    </w:p>
-    <w:p>
-      <w:pPr>
-        <w:pStyle w:val="ListBullet"/>
-      </w:pPr>
-      <w:r>
-        <w:rPr/>
-        <w:t>Страховка на морском переходе — необязательна, но разумна: без неё повреждение при погрузке или в шторм оплачиваете вы сами</w:t>
+        <w:t>Из Кореи мы возим только паромом до Владивостока: машину не грузят в контейнер, а закатывают на палубу. Стоимость доставки до Владивостока уже входит в инвойс продавца вместе с расходами по Корее. Машина застрахована на всех этапах доставки, и страховка тоже включена в стоимость доставки.</w:t>
       </w:r>
     </w:p>
     <w:p>
       <w:r>
         <w:rPr/>
-        <w:t>Ро-ро в пересчёте на машину обычно дороже контейнера, зато быстрее. А время при пригоне напрямую связано с курсом валюты на дату оформления. Страховка на коротком переходе Корея — Владивосток стоит заметно меньше, чем при доставке из Европы или США. Чаще всего её стоит сразу включить в смету, не дожидаясь первого неудачного опыта.</w:t>
+        <w:t>Доставить машину до вашего региона можно несколькими способами: забрать её и перегнать самому, отправить через рекомендованную нами транспортную компанию или через любую на ваш выбор. Перегон в центральную часть России занимает 5–10 дней, транспортной компанией — 15–30 дней. Доставка в центральные регионы в наших расчётах стоит 190 000 ₽.</w:t>
+      </w:r>
+    </w:p>
+    <w:tbl>
+      <w:tblPr>
+        <w:tblStyle w:val="TableGrid"/>
+        <w:tblW w:type="auto" w:w="0"/>
+        <w:tblLook w:firstColumn="1" w:firstRow="1" w:lastColumn="0" w:lastRow="0" w:noHBand="0" w:noVBand="1" w:val="04A0"/>
+      </w:tblPr>
+      <w:tblGrid>
+        <w:gridCol w:w="3249"/>
+        <w:gridCol w:w="3249"/>
+        <w:gridCol w:w="3249"/>
+      </w:tblGrid>
+      <w:tr>
+        <w:tc>
+          <w:tcPr>
+            <w:tcW w:type="dxa" w:w="3249"/>
+            <w:shd w:val="clear" w:color="auto" w:fill="F2F2F2"/>
+          </w:tcPr>
+          <w:p>
+            <w:r/>
+            <w:r>
+              <w:rPr>
+                <w:b/>
+              </w:rPr>
+              <w:t>Этап</w:t>
+            </w:r>
+          </w:p>
+        </w:tc>
+        <w:tc>
+          <w:tcPr>
+            <w:tcW w:type="dxa" w:w="3249"/>
+            <w:shd w:val="clear" w:color="auto" w:fill="F2F2F2"/>
+          </w:tcPr>
+          <w:p>
+            <w:r/>
+            <w:r>
+              <w:rPr>
+                <w:b/>
+              </w:rPr>
+              <w:t>По договору</w:t>
+            </w:r>
+          </w:p>
+        </w:tc>
+        <w:tc>
+          <w:tcPr>
+            <w:tcW w:type="dxa" w:w="3249"/>
+            <w:shd w:val="clear" w:color="auto" w:fill="F2F2F2"/>
+          </w:tcPr>
+          <w:p>
+            <w:r/>
+            <w:r>
+              <w:rPr>
+                <w:b/>
+              </w:rPr>
+              <w:t>Обычно на практике</w:t>
+            </w:r>
+          </w:p>
+        </w:tc>
+      </w:tr>
+      <w:tr>
+        <w:tc>
+          <w:tcPr>
+            <w:tcW w:type="dxa" w:w="3249"/>
+          </w:tcPr>
+          <w:p>
+            <w:r/>
+            <w:r>
+              <w:rPr/>
+              <w:t>Доставка до Владивостока с момента оплаты инвойса</w:t>
+            </w:r>
+          </w:p>
+        </w:tc>
+        <w:tc>
+          <w:tcPr>
+            <w:tcW w:type="dxa" w:w="3249"/>
+          </w:tcPr>
+          <w:p>
+            <w:r/>
+            <w:r>
+              <w:rPr/>
+              <w:t>до 60 дней</w:t>
+            </w:r>
+          </w:p>
+        </w:tc>
+        <w:tc>
+          <w:tcPr>
+            <w:tcW w:type="dxa" w:w="3249"/>
+          </w:tcPr>
+          <w:p>
+            <w:r/>
+            <w:r>
+              <w:rPr/>
+              <w:t>20–45 дней</w:t>
+            </w:r>
+          </w:p>
+        </w:tc>
+      </w:tr>
+      <w:tr>
+        <w:tc>
+          <w:tcPr>
+            <w:tcW w:type="dxa" w:w="3249"/>
+          </w:tcPr>
+          <w:p>
+            <w:r/>
+            <w:r>
+              <w:rPr/>
+              <w:t>Таможенное оформление</w:t>
+            </w:r>
+          </w:p>
+        </w:tc>
+        <w:tc>
+          <w:tcPr>
+            <w:tcW w:type="dxa" w:w="3249"/>
+          </w:tcPr>
+          <w:p>
+            <w:r/>
+            <w:r>
+              <w:rPr/>
+              <w:t>5–15 дней</w:t>
+            </w:r>
+          </w:p>
+        </w:tc>
+        <w:tc>
+          <w:tcPr>
+            <w:tcW w:type="dxa" w:w="3249"/>
+          </w:tcPr>
+          <w:p>
+            <w:r/>
+            <w:r>
+              <w:rPr/>
+              <w:t>2–5 дней</w:t>
+            </w:r>
+          </w:p>
+        </w:tc>
+      </w:tr>
+      <w:tr>
+        <w:tc>
+          <w:tcPr>
+            <w:tcW w:type="dxa" w:w="3249"/>
+          </w:tcPr>
+          <w:p>
+            <w:r/>
+            <w:r>
+              <w:rPr/>
+              <w:t>Оформление ЭПТС и СБКТС</w:t>
+            </w:r>
+          </w:p>
+        </w:tc>
+        <w:tc>
+          <w:tcPr>
+            <w:tcW w:type="dxa" w:w="3249"/>
+          </w:tcPr>
+          <w:p>
+            <w:r/>
+            <w:r>
+              <w:rPr/>
+              <w:t>2–15 дней</w:t>
+            </w:r>
+          </w:p>
+        </w:tc>
+        <w:tc>
+          <w:tcPr>
+            <w:tcW w:type="dxa" w:w="3249"/>
+          </w:tcPr>
+          <w:p>
+            <w:r/>
+            <w:r>
+              <w:rPr/>
+              <w:t>1–5 дней</w:t>
+            </w:r>
+          </w:p>
+        </w:tc>
+      </w:tr>
+    </w:tbl>
+    <w:p/>
+    <w:p>
+      <w:r>
+        <w:rPr/>
+        <w:t>Весь путь от покупки в Корее до получения машины в Самаре обычно занимает 1,5–2 месяца. Точнее сроки не обещает никто: они зависят от погоды в Японском море, очереди на таможне и других вещей, на которые мы не влияем.</w:t>
       </w:r>
     </w:p>
     <w:p>
@@ -411,7 +525,13 @@
     <w:p>
       <w:r>
         <w:rPr/>
-        <w:t>Для физического лица пошлина — главная переменная всей сметы. Считают её не прямо от цены машины, а по сочетанию двух параметров: возраста автомобиля и объёма двигателя.</w:t>
+        <w:t>Для физического лица пошлина — главная переменная всего расчёта. Считают её не прямо от цены машины, а по сочетанию возраста автомобиля и объёма двигателя.</w:t>
+      </w:r>
+    </w:p>
+    <w:p>
+      <w:r>
+        <w:rPr/>
+        <w:t>Ставки пошлины заданы в евро, поэтому итог зависит ещё и от курса евро на день оформления. Это отдельный валютный риск вдобавок к курсу воны.</w:t>
       </w:r>
     </w:p>
     <w:p>
@@ -635,7 +755,7 @@
     <w:p>
       <w:r>
         <w:rPr/>
-        <w:t xml:space="preserve">Точные ставки в евро за см³ и проценты устанавливает Евразийская экономическая комиссия, и они периодически меняются. Приводить цифры без даты расчёта бессмысленно: они устареют быстрее статьи. Чтобы увидеть ставку под свой год и объём, проще </w:t>
+        <w:t xml:space="preserve">В наших примерах пошлина за Hyundai Avante с мотором 1,6 вышла 389 500 ₽, за KIA Morning с мотором 1,0 — 149 417 ₽. Ставки устанавливает Евразийская экономическая комиссия, и они периодически меняются. Под свой год и объём проще </w:t>
       </w:r>
       <w:hyperlink r:id="rId9">
         <w:r>
@@ -663,7 +783,7 @@
     <w:p>
       <w:r>
         <w:rPr/>
-        <w:t>Утильсбор платят вместе с пошлиной, а не вместо неё. В предварительных расчётах его часто путают с пошлиной, и из-за этой ошибки итоговый счёт чаще всего оказывается неожиданным.</w:t>
+        <w:t>Утильсбор платят вместе с пошлиной, а не вместо неё. Для машины, которую ввозят для себя, главное — мощность двигателя. До 160 л.с. действует льготная ставка, и она небольшая: за Avante и Morning утильсбор составил 5 200 ₽. Выше 160 л.с. сумма растёт в сотни раз: за Kia Sorento с дизелем на 194 л.с. — 3 501 600 ₽.</w:t>
       </w:r>
     </w:p>
     <w:tbl>
@@ -743,7 +863,7 @@
             <w:r/>
             <w:r>
               <w:rPr/>
-              <w:t>Объём двигателя</w:t>
+              <w:t>Мощность двигателя</w:t>
             </w:r>
           </w:p>
         </w:tc>
@@ -755,7 +875,7 @@
             <w:r/>
             <w:r>
               <w:rPr/>
-              <w:t>чем больше объём, тем выше коэффициент к базовой ставке</w:t>
+              <w:t>до 160 л.с. — льготная ставка, выше — в сотни раз больше</w:t>
             </w:r>
           </w:p>
         </w:tc>
@@ -781,7 +901,7 @@
             <w:r/>
             <w:r>
               <w:rPr/>
-              <w:t>для машин старше 3 лет коэффициент выше, чем для более новых</w:t>
+              <w:t>для машин старше 3 лет ставка выше, чем для более новых</w:t>
             </w:r>
           </w:p>
         </w:tc>
@@ -791,7 +911,7 @@
     <w:p>
       <w:r>
         <w:rPr/>
-        <w:t>Главное отличие утильсбора от остальных статей: он фиксирован в рублях и не зависит от курса воны или доллара на день оформления. Пока не меняется сам норматив, эта строка сметы стоит на месте. Ставку для своего случая лучше смотреть в калькуляторе в день оформления, а не брать из старых статей: за последние годы её пересматривали несколько раз.</w:t>
+        <w:t>Утильсбор фиксирован в рублях и не зависит от курса воны или евро. Пока не меняется норматив, эта строка нашего расчёта стоит на месте. Но за последние годы ставки пересматривали несколько раз, поэтому смотрите их в калькуляторе на дату оформления, а не в старых статьях.</w:t>
       </w:r>
     </w:p>
     <w:p>
@@ -806,19 +926,231 @@
     <w:p>
       <w:r>
         <w:rPr/>
-        <w:t>Брокер подбирает машину на аукционе, проверяет историю — пробег, аварии, залоги — и оформляет документы на вывоз из Кореи и ввоз в Россию. Рядом с пошлиной и утильсбором это обычно не самая крупная статья.</w:t>
+        <w:t>Во Владивостоке машину растаможивает брокер. Он же проводит её через лабораторию и оформляет ЭПТС и СБКТС, без которых машину не поставить на учёт. В обоих наших примерах это 101 500 ₽. Таможенные платежи и льготный утильсбор вы оплачиваете сами, напрямую в любом банке, поэтому видите каждую сумму.</w:t>
       </w:r>
     </w:p>
     <w:p>
       <w:r>
         <w:rPr/>
-        <w:t>Комиссия бывает фиксированной за машину или процентом от её стоимости. Фикс выгоднее, когда машина дорогая. Процент выгоднее для бюджетной машины, где фиксированная сумма может оказаться непропорционально большой.</w:t>
+        <w:t>Комиссия ARCars фиксированная и прописана в договоре. Для машин 2–3 лет она зависит от бюджета договора:</w:t>
+      </w:r>
+    </w:p>
+    <w:tbl>
+      <w:tblPr>
+        <w:tblStyle w:val="TableGrid"/>
+        <w:tblW w:type="auto" w:w="0"/>
+        <w:tblLook w:firstColumn="1" w:firstRow="1" w:lastColumn="0" w:lastRow="0" w:noHBand="0" w:noVBand="1" w:val="04A0"/>
+      </w:tblPr>
+      <w:tblGrid>
+        <w:gridCol w:w="4873"/>
+        <w:gridCol w:w="4873"/>
+      </w:tblGrid>
+      <w:tr>
+        <w:tc>
+          <w:tcPr>
+            <w:tcW w:type="dxa" w:w="4873"/>
+            <w:shd w:val="clear" w:color="auto" w:fill="F2F2F2"/>
+          </w:tcPr>
+          <w:p>
+            <w:r/>
+            <w:r>
+              <w:rPr>
+                <w:b/>
+              </w:rPr>
+              <w:t>Бюджет договора</w:t>
+            </w:r>
+          </w:p>
+        </w:tc>
+        <w:tc>
+          <w:tcPr>
+            <w:tcW w:type="dxa" w:w="4873"/>
+            <w:shd w:val="clear" w:color="auto" w:fill="F2F2F2"/>
+          </w:tcPr>
+          <w:p>
+            <w:r/>
+            <w:r>
+              <w:rPr>
+                <w:b/>
+              </w:rPr>
+              <w:t>Комиссия</w:t>
+            </w:r>
+          </w:p>
+        </w:tc>
+      </w:tr>
+      <w:tr>
+        <w:tc>
+          <w:tcPr>
+            <w:tcW w:type="dxa" w:w="4873"/>
+          </w:tcPr>
+          <w:p>
+            <w:r/>
+            <w:r>
+              <w:rPr/>
+              <w:t>до 1 000 000 ₽</w:t>
+            </w:r>
+          </w:p>
+        </w:tc>
+        <w:tc>
+          <w:tcPr>
+            <w:tcW w:type="dxa" w:w="4873"/>
+          </w:tcPr>
+          <w:p>
+            <w:r/>
+            <w:r>
+              <w:rPr/>
+              <w:t>60 000 ₽</w:t>
+            </w:r>
+          </w:p>
+        </w:tc>
+      </w:tr>
+      <w:tr>
+        <w:tc>
+          <w:tcPr>
+            <w:tcW w:type="dxa" w:w="4873"/>
+          </w:tcPr>
+          <w:p>
+            <w:r/>
+            <w:r>
+              <w:rPr/>
+              <w:t>1 000 000 – 1 500 000 ₽</w:t>
+            </w:r>
+          </w:p>
+        </w:tc>
+        <w:tc>
+          <w:tcPr>
+            <w:tcW w:type="dxa" w:w="4873"/>
+          </w:tcPr>
+          <w:p>
+            <w:r/>
+            <w:r>
+              <w:rPr/>
+              <w:t>80 000 ₽</w:t>
+            </w:r>
+          </w:p>
+        </w:tc>
+      </w:tr>
+      <w:tr>
+        <w:tc>
+          <w:tcPr>
+            <w:tcW w:type="dxa" w:w="4873"/>
+          </w:tcPr>
+          <w:p>
+            <w:r/>
+            <w:r>
+              <w:rPr/>
+              <w:t>1 500 000 – 2 000 000 ₽</w:t>
+            </w:r>
+          </w:p>
+        </w:tc>
+        <w:tc>
+          <w:tcPr>
+            <w:tcW w:type="dxa" w:w="4873"/>
+          </w:tcPr>
+          <w:p>
+            <w:r/>
+            <w:r>
+              <w:rPr/>
+              <w:t>100 000 ₽</w:t>
+            </w:r>
+          </w:p>
+        </w:tc>
+      </w:tr>
+      <w:tr>
+        <w:tc>
+          <w:tcPr>
+            <w:tcW w:type="dxa" w:w="4873"/>
+          </w:tcPr>
+          <w:p>
+            <w:r/>
+            <w:r>
+              <w:rPr/>
+              <w:t>2 000 000 – 2 500 000 ₽</w:t>
+            </w:r>
+          </w:p>
+        </w:tc>
+        <w:tc>
+          <w:tcPr>
+            <w:tcW w:type="dxa" w:w="4873"/>
+          </w:tcPr>
+          <w:p>
+            <w:r/>
+            <w:r>
+              <w:rPr/>
+              <w:t>130 000 ₽</w:t>
+            </w:r>
+          </w:p>
+        </w:tc>
+      </w:tr>
+      <w:tr>
+        <w:tc>
+          <w:tcPr>
+            <w:tcW w:type="dxa" w:w="4873"/>
+          </w:tcPr>
+          <w:p>
+            <w:r/>
+            <w:r>
+              <w:rPr/>
+              <w:t>2 500 000 – 3 000 000 ₽</w:t>
+            </w:r>
+          </w:p>
+        </w:tc>
+        <w:tc>
+          <w:tcPr>
+            <w:tcW w:type="dxa" w:w="4873"/>
+          </w:tcPr>
+          <w:p>
+            <w:r/>
+            <w:r>
+              <w:rPr/>
+              <w:t>150 000 ₽</w:t>
+            </w:r>
+          </w:p>
+        </w:tc>
+      </w:tr>
+      <w:tr>
+        <w:tc>
+          <w:tcPr>
+            <w:tcW w:type="dxa" w:w="4873"/>
+          </w:tcPr>
+          <w:p>
+            <w:r/>
+            <w:r>
+              <w:rPr/>
+              <w:t>от 3 000 000 ₽</w:t>
+            </w:r>
+          </w:p>
+        </w:tc>
+        <w:tc>
+          <w:tcPr>
+            <w:tcW w:type="dxa" w:w="4873"/>
+          </w:tcPr>
+          <w:p>
+            <w:r/>
+            <w:r>
+              <w:rPr/>
+              <w:t>180 000 ₽</w:t>
+            </w:r>
+          </w:p>
+        </w:tc>
+      </w:tr>
+    </w:tbl>
+    <w:p/>
+    <w:p>
+      <w:r>
+        <w:rPr/>
+        <w:t>Для новых машин комиссию считаем индивидуально.</w:t>
       </w:r>
     </w:p>
     <w:p>
       <w:r>
         <w:rPr/>
-        <w:t>Ввезти машину самому, без брокера, можно, закон это не запрещает. Но тогда проверять документы на корейской стороне, организовывать морскую доставку и считать пошлину придётся вам. И ошибку в расчёте можно обнаружить уже после того, как машина выкуплена и деньги ушли. Для первого пригона комиссия брокера обычно обходится дешевле одной такой ошибки.</w:t>
+        <w:t>За KIA Morning комиссия составила 60 000 ₽, за Hyundai Avante — 80 000 ₽. Других «дополнительных» платежей сверху нет. Если удалось поторговаться с продавцом или сэкономить на курсе и логистике, эта экономия остаётся вам.</w:t>
+      </w:r>
+    </w:p>
+    <w:p>
+      <w:r>
+        <w:rPr/>
+        <w:t>Ввезти машину самому, без посредника, можно, закон это не запрещает. Но тогда искать дилера и проверять документы в Корее, организовывать отправку и считать пошлину придётся вам. И ошибку в расчёте можно обнаружить уже после того, как машина оплачена. Для первого пригона комиссия обычно обходится дешевле одной такой ошибки.</w:t>
       </w:r>
     </w:p>
     <w:p>
@@ -833,7 +1165,7 @@
     <w:p>
       <w:r>
         <w:rPr/>
-        <w:t>Два примера показывают, как одни и те же пять статей дают разный итог в зависимости от возраста машины и объёма двигателя.</w:t>
+        <w:t>Два реальных расчёта по машинам 2022 года. Курс — 0,06595 ₽ за вону на 8 октября 2026 года.</w:t>
       </w:r>
     </w:p>
     <w:tbl>
@@ -874,7 +1206,7 @@
               <w:rPr>
                 <w:b/>
               </w:rPr>
-              <w:t>Седан, 2–3 года, до 2 л</w:t>
+              <w:t>Hyundai Avante, 2022, 1,6 бензин</w:t>
             </w:r>
           </w:p>
         </w:tc>
@@ -889,7 +1221,7 @@
               <w:rPr>
                 <w:b/>
               </w:rPr>
-              <w:t>Кроссовер, старше 5 лет, 2,5–3 л</w:t>
+              <w:t>KIA Morning, 2022, 1,0 бензин</w:t>
             </w:r>
           </w:p>
         </w:tc>
@@ -903,7 +1235,7 @@
             <w:r/>
             <w:r>
               <w:rPr/>
-              <w:t>Цена авто в Корее</w:t>
+              <w:t>Цена на Encar</w:t>
             </w:r>
           </w:p>
         </w:tc>
@@ -915,7 +1247,7 @@
             <w:r/>
             <w:r>
               <w:rPr/>
-              <w:t>выше за счёт более свежего года</w:t>
+              <w:t>12 500 000 вон</w:t>
             </w:r>
           </w:p>
         </w:tc>
@@ -927,7 +1259,7 @@
             <w:r/>
             <w:r>
               <w:rPr/>
-              <w:t>ниже за счёт возраста, но крупнее по классу</w:t>
+              <w:t>10 800 000 вон</w:t>
             </w:r>
           </w:p>
         </w:tc>
@@ -941,7 +1273,7 @@
             <w:r/>
             <w:r>
               <w:rPr/>
-              <w:t>Доставка до России</w:t>
+              <w:t>С расходами по Корее (+1 900 000 вон)</w:t>
             </w:r>
           </w:p>
         </w:tc>
@@ -953,7 +1285,7 @@
             <w:r/>
             <w:r>
               <w:rPr/>
-              <w:t>сопоставима, разница небольшая</w:t>
+              <w:t>14 400 000 вон = 949 680 ₽</w:t>
             </w:r>
           </w:p>
         </w:tc>
@@ -965,7 +1297,7 @@
             <w:r/>
             <w:r>
               <w:rPr/>
-              <w:t>сопоставима, разница небольшая</w:t>
+              <w:t>12 700 000 вон = 837 565 ₽</w:t>
             </w:r>
           </w:p>
         </w:tc>
@@ -991,7 +1323,7 @@
             <w:r/>
             <w:r>
               <w:rPr/>
-              <w:t>ниже — машина младше 3 лет</w:t>
+              <w:t>389 500 ₽</w:t>
             </w:r>
           </w:p>
         </w:tc>
@@ -1003,7 +1335,7 @@
             <w:r/>
             <w:r>
               <w:rPr/>
-              <w:t>выше — машина старше 5 лет, считается только от объёма</w:t>
+              <w:t>149 417 ₽</w:t>
             </w:r>
           </w:p>
         </w:tc>
@@ -1017,7 +1349,7 @@
             <w:r/>
             <w:r>
               <w:rPr/>
-              <w:t>Утилизационный сбор</w:t>
+              <w:t>Утильсбор</w:t>
             </w:r>
           </w:p>
         </w:tc>
@@ -1029,7 +1361,7 @@
             <w:r/>
             <w:r>
               <w:rPr/>
-              <w:t>ниже за счёт возраста</w:t>
+              <w:t>5 200 ₽</w:t>
             </w:r>
           </w:p>
         </w:tc>
@@ -1041,7 +1373,7 @@
             <w:r/>
             <w:r>
               <w:rPr/>
-              <w:t>выше за счёт возраста и объёма</w:t>
+              <w:t>5 200 ₽</w:t>
             </w:r>
           </w:p>
         </w:tc>
@@ -1055,7 +1387,7 @@
             <w:r/>
             <w:r>
               <w:rPr/>
-              <w:t>Услуги брокера</w:t>
+              <w:t>ЭПТС и СБКТС, Владивосток</w:t>
             </w:r>
           </w:p>
         </w:tc>
@@ -1067,7 +1399,7 @@
             <w:r/>
             <w:r>
               <w:rPr/>
-              <w:t>сопоставимы для обеих машин</w:t>
+              <w:t>101 500 ₽</w:t>
             </w:r>
           </w:p>
         </w:tc>
@@ -1079,7 +1411,7 @@
             <w:r/>
             <w:r>
               <w:rPr/>
-              <w:t>сопоставимы для обеих машин</w:t>
+              <w:t>101 500 ₽</w:t>
             </w:r>
           </w:p>
         </w:tc>
@@ -1093,7 +1425,7 @@
             <w:r/>
             <w:r>
               <w:rPr/>
-              <w:t>Итог под ключ</w:t>
+              <w:t>Комиссия ARCars</w:t>
             </w:r>
           </w:p>
         </w:tc>
@@ -1105,7 +1437,7 @@
             <w:r/>
             <w:r>
               <w:rPr/>
-              <w:t>пошлина и утильсбор сдерживают сумму</w:t>
+              <w:t>80 000 ₽</w:t>
             </w:r>
           </w:p>
         </w:tc>
@@ -1117,7 +1449,121 @@
             <w:r/>
             <w:r>
               <w:rPr/>
-              <w:t>пошлина и утильсбор заметно поднимают сумму</w:t>
+              <w:t>60 000 ₽</w:t>
+            </w:r>
+          </w:p>
+        </w:tc>
+      </w:tr>
+      <w:tr>
+        <w:tc>
+          <w:tcPr>
+            <w:tcW w:type="dxa" w:w="3249"/>
+          </w:tcPr>
+          <w:p>
+            <w:r/>
+            <w:r>
+              <w:rPr/>
+              <w:t>Итог до Владивостока</w:t>
+            </w:r>
+          </w:p>
+        </w:tc>
+        <w:tc>
+          <w:tcPr>
+            <w:tcW w:type="dxa" w:w="3249"/>
+          </w:tcPr>
+          <w:p>
+            <w:r/>
+            <w:r>
+              <w:rPr/>
+              <w:t>1 525 880 ₽</w:t>
+            </w:r>
+          </w:p>
+        </w:tc>
+        <w:tc>
+          <w:tcPr>
+            <w:tcW w:type="dxa" w:w="3249"/>
+          </w:tcPr>
+          <w:p>
+            <w:r/>
+            <w:r>
+              <w:rPr/>
+              <w:t>1 153 682 ₽</w:t>
+            </w:r>
+          </w:p>
+        </w:tc>
+      </w:tr>
+      <w:tr>
+        <w:tc>
+          <w:tcPr>
+            <w:tcW w:type="dxa" w:w="3249"/>
+          </w:tcPr>
+          <w:p>
+            <w:r/>
+            <w:r>
+              <w:rPr/>
+              <w:t>Доставка в центральные регионы</w:t>
+            </w:r>
+          </w:p>
+        </w:tc>
+        <w:tc>
+          <w:tcPr>
+            <w:tcW w:type="dxa" w:w="3249"/>
+          </w:tcPr>
+          <w:p>
+            <w:r/>
+            <w:r>
+              <w:rPr/>
+              <w:t>190 000 ₽</w:t>
+            </w:r>
+          </w:p>
+        </w:tc>
+        <w:tc>
+          <w:tcPr>
+            <w:tcW w:type="dxa" w:w="3249"/>
+          </w:tcPr>
+          <w:p>
+            <w:r/>
+            <w:r>
+              <w:rPr/>
+              <w:t>190 000 ₽</w:t>
+            </w:r>
+          </w:p>
+        </w:tc>
+      </w:tr>
+      <w:tr>
+        <w:tc>
+          <w:tcPr>
+            <w:tcW w:type="dxa" w:w="3249"/>
+          </w:tcPr>
+          <w:p>
+            <w:r/>
+            <w:r>
+              <w:rPr/>
+              <w:t>Итог в центральном регионе</w:t>
+            </w:r>
+          </w:p>
+        </w:tc>
+        <w:tc>
+          <w:tcPr>
+            <w:tcW w:type="dxa" w:w="3249"/>
+          </w:tcPr>
+          <w:p>
+            <w:r/>
+            <w:r>
+              <w:rPr/>
+              <w:t>1 715 880 ₽</w:t>
+            </w:r>
+          </w:p>
+        </w:tc>
+        <w:tc>
+          <w:tcPr>
+            <w:tcW w:type="dxa" w:w="3249"/>
+          </w:tcPr>
+          <w:p>
+            <w:r/>
+            <w:r>
+              <w:rPr/>
+              <w:t>1 343 682 ₽</w:t>
             </w:r>
           </w:p>
         </w:tc>
@@ -1127,7 +1573,7 @@
     <w:p>
       <w:r>
         <w:rPr/>
-        <w:t xml:space="preserve">Во втором примере машина в Корее может стоить дешевле, но пошлина и утильсбор за возраст и объём перекрывают эту разницу, и итог выходит выше, чем в первом. Вместе они часто оказываются самой крупной статьёй. Получается, что направление итогового расчёта чаще задаёт таможня, а не сама машина. Для сравнения с другой страной — </w:t>
+        <w:t xml:space="preserve">Машины на сайте различаются в цене на 112 тыс. ₽, а итог до Владивостока — на 372 тыс. ₽. Больше половины разницы дала пошлина: 389 500 ₽ против 149 417 ₽ из-за объёма двигателя 1,6 против 1,0. Так что направление итогового расчёта чаще задаёт таможня, а не сама машина. Для сравнения с другой страной — </w:t>
       </w:r>
       <w:hyperlink r:id="rId10">
         <w:r>
@@ -1140,7 +1586,7 @@
       </w:hyperlink>
       <w:r>
         <w:rPr/>
-        <w:t>: структура расходов похожая, но пороги по возрасту и объёму другие.</w:t>
+        <w:t>: структура расходов похожая, но пороги другие.</w:t>
       </w:r>
     </w:p>
     <w:p>
@@ -1159,18 +1605,308 @@
       </w:r>
     </w:p>
     <w:p>
+      <w:r>
+        <w:rPr/>
+        <w:t>Вот реальный расчёт по Kia Sorento с дизелем 2,2 на 194 л.с., по тому же курсу. Сравните его с Avante 1,6 из таблицы выше.</w:t>
+      </w:r>
+    </w:p>
+    <w:tbl>
+      <w:tblPr>
+        <w:tblStyle w:val="TableGrid"/>
+        <w:tblW w:type="auto" w:w="0"/>
+        <w:tblLook w:firstColumn="1" w:firstRow="1" w:lastColumn="0" w:lastRow="0" w:noHBand="0" w:noVBand="1" w:val="04A0"/>
+      </w:tblPr>
+      <w:tblGrid>
+        <w:gridCol w:w="4873"/>
+        <w:gridCol w:w="4873"/>
+      </w:tblGrid>
+      <w:tr>
+        <w:tc>
+          <w:tcPr>
+            <w:tcW w:type="dxa" w:w="4873"/>
+            <w:shd w:val="clear" w:color="auto" w:fill="F2F2F2"/>
+          </w:tcPr>
+          <w:p>
+            <w:r/>
+            <w:r>
+              <w:rPr>
+                <w:b/>
+              </w:rPr>
+              <w:t>Статья расходов</w:t>
+            </w:r>
+          </w:p>
+        </w:tc>
+        <w:tc>
+          <w:tcPr>
+            <w:tcW w:type="dxa" w:w="4873"/>
+            <w:shd w:val="clear" w:color="auto" w:fill="F2F2F2"/>
+          </w:tcPr>
+          <w:p>
+            <w:r/>
+            <w:r>
+              <w:rPr>
+                <w:b/>
+              </w:rPr>
+              <w:t>Kia Sorento, дизель 2,2, 194 л.с.</w:t>
+            </w:r>
+          </w:p>
+        </w:tc>
+      </w:tr>
+      <w:tr>
+        <w:tc>
+          <w:tcPr>
+            <w:tcW w:type="dxa" w:w="4873"/>
+          </w:tcPr>
+          <w:p>
+            <w:r/>
+            <w:r>
+              <w:rPr/>
+              <w:t>Цена на Encar</w:t>
+            </w:r>
+          </w:p>
+        </w:tc>
+        <w:tc>
+          <w:tcPr>
+            <w:tcW w:type="dxa" w:w="4873"/>
+          </w:tcPr>
+          <w:p>
+            <w:r/>
+            <w:r>
+              <w:rPr/>
+              <w:t>22 700 000 вон</w:t>
+            </w:r>
+          </w:p>
+        </w:tc>
+      </w:tr>
+      <w:tr>
+        <w:tc>
+          <w:tcPr>
+            <w:tcW w:type="dxa" w:w="4873"/>
+          </w:tcPr>
+          <w:p>
+            <w:r/>
+            <w:r>
+              <w:rPr/>
+              <w:t>С расходами по Корее (+1 900 000 вон)</w:t>
+            </w:r>
+          </w:p>
+        </w:tc>
+        <w:tc>
+          <w:tcPr>
+            <w:tcW w:type="dxa" w:w="4873"/>
+          </w:tcPr>
+          <w:p>
+            <w:r/>
+            <w:r>
+              <w:rPr/>
+              <w:t>24 600 000 вон = 1 622 370 ₽</w:t>
+            </w:r>
+          </w:p>
+        </w:tc>
+      </w:tr>
+      <w:tr>
+        <w:tc>
+          <w:tcPr>
+            <w:tcW w:type="dxa" w:w="4873"/>
+          </w:tcPr>
+          <w:p>
+            <w:r/>
+            <w:r>
+              <w:rPr/>
+              <w:t>Таможенная пошлина</w:t>
+            </w:r>
+          </w:p>
+        </w:tc>
+        <w:tc>
+          <w:tcPr>
+            <w:tcW w:type="dxa" w:w="4873"/>
+          </w:tcPr>
+          <w:p>
+            <w:r/>
+            <w:r>
+              <w:rPr/>
+              <w:t>570 230 ₽</w:t>
+            </w:r>
+          </w:p>
+        </w:tc>
+      </w:tr>
+      <w:tr>
+        <w:tc>
+          <w:tcPr>
+            <w:tcW w:type="dxa" w:w="4873"/>
+          </w:tcPr>
+          <w:p>
+            <w:r/>
+            <w:r>
+              <w:rPr/>
+              <w:t>Утильсбор</w:t>
+            </w:r>
+          </w:p>
+        </w:tc>
+        <w:tc>
+          <w:tcPr>
+            <w:tcW w:type="dxa" w:w="4873"/>
+          </w:tcPr>
+          <w:p>
+            <w:r/>
+            <w:r>
+              <w:rPr/>
+              <w:t>3 501 600 ₽</w:t>
+            </w:r>
+          </w:p>
+        </w:tc>
+      </w:tr>
+      <w:tr>
+        <w:tc>
+          <w:tcPr>
+            <w:tcW w:type="dxa" w:w="4873"/>
+          </w:tcPr>
+          <w:p>
+            <w:r/>
+            <w:r>
+              <w:rPr/>
+              <w:t>ЭПТС и СБКТС, Владивосток</w:t>
+            </w:r>
+          </w:p>
+        </w:tc>
+        <w:tc>
+          <w:tcPr>
+            <w:tcW w:type="dxa" w:w="4873"/>
+          </w:tcPr>
+          <w:p>
+            <w:r/>
+            <w:r>
+              <w:rPr/>
+              <w:t>101 500 ₽</w:t>
+            </w:r>
+          </w:p>
+        </w:tc>
+      </w:tr>
+      <w:tr>
+        <w:tc>
+          <w:tcPr>
+            <w:tcW w:type="dxa" w:w="4873"/>
+          </w:tcPr>
+          <w:p>
+            <w:r/>
+            <w:r>
+              <w:rPr/>
+              <w:t>Комиссия ARCars</w:t>
+            </w:r>
+          </w:p>
+        </w:tc>
+        <w:tc>
+          <w:tcPr>
+            <w:tcW w:type="dxa" w:w="4873"/>
+          </w:tcPr>
+          <w:p>
+            <w:r/>
+            <w:r>
+              <w:rPr/>
+              <w:t>180 000 ₽</w:t>
+            </w:r>
+          </w:p>
+        </w:tc>
+      </w:tr>
+      <w:tr>
+        <w:tc>
+          <w:tcPr>
+            <w:tcW w:type="dxa" w:w="4873"/>
+          </w:tcPr>
+          <w:p>
+            <w:r/>
+            <w:r>
+              <w:rPr/>
+              <w:t>Итог до Владивостока</w:t>
+            </w:r>
+          </w:p>
+        </w:tc>
+        <w:tc>
+          <w:tcPr>
+            <w:tcW w:type="dxa" w:w="4873"/>
+          </w:tcPr>
+          <w:p>
+            <w:r/>
+            <w:r>
+              <w:rPr/>
+              <w:t>5 975 700 ₽</w:t>
+            </w:r>
+          </w:p>
+        </w:tc>
+      </w:tr>
+      <w:tr>
+        <w:tc>
+          <w:tcPr>
+            <w:tcW w:type="dxa" w:w="4873"/>
+          </w:tcPr>
+          <w:p>
+            <w:r/>
+            <w:r>
+              <w:rPr/>
+              <w:t>Доставка в центральные регионы</w:t>
+            </w:r>
+          </w:p>
+        </w:tc>
+        <w:tc>
+          <w:tcPr>
+            <w:tcW w:type="dxa" w:w="4873"/>
+          </w:tcPr>
+          <w:p>
+            <w:r/>
+            <w:r>
+              <w:rPr/>
+              <w:t>190 000 ₽</w:t>
+            </w:r>
+          </w:p>
+        </w:tc>
+      </w:tr>
+      <w:tr>
+        <w:tc>
+          <w:tcPr>
+            <w:tcW w:type="dxa" w:w="4873"/>
+          </w:tcPr>
+          <w:p>
+            <w:r/>
+            <w:r>
+              <w:rPr/>
+              <w:t>Итог в центральном регионе</w:t>
+            </w:r>
+          </w:p>
+        </w:tc>
+        <w:tc>
+          <w:tcPr>
+            <w:tcW w:type="dxa" w:w="4873"/>
+          </w:tcPr>
+          <w:p>
+            <w:r/>
+            <w:r>
+              <w:rPr/>
+              <w:t>6 165 700 ₽</w:t>
+            </w:r>
+          </w:p>
+        </w:tc>
+      </w:tr>
+    </w:tbl>
+    <w:p/>
+    <w:p>
       <w:pPr>
         <w:pStyle w:val="IntenseQuote"/>
       </w:pPr>
       <w:r>
         <w:rPr/>
-        <w:t>Разница в пошлине между машиной с объёмом двигателя 2,9 и 3,1 литра часто больше, чем разница в цене между этими же машинами в Корее.</w:t>
+        <w:t>Пошлина за Sorento с мотором 2,2 вышла на 180 тыс. ₽ больше, чем за Avante 1,6. А утильсбор из-за 194 л.с. — 3 501 600 ₽ против 5 200 ₽. Больше половины итоговой суммы Sorento — один утильсбор.</w:t>
       </w:r>
     </w:p>
     <w:p>
       <w:r>
         <w:rPr/>
-        <w:t>С возрастом то же самое. Границы в 3 года и в 5 лет — это точки, где меняется сама формула пошлины. Машина, которой до порога не хватает нескольких месяцев, может выйти заметно дешевле той же модели, уже его перешедшей. Курс воны и доллара влияет меньше, чем переход порога. Смотреть стоит курс на день таможенного оформления, а не на день покупки: между ними обычно несколько недель, и курс за это время успевает сдвинуться.</w:t>
+        <w:t>С возрастом то же самое. Границы в 3 года и в 5 лет — это точки, где меняется сама формула пошлины. Машина, которой до порога не хватает нескольких месяцев, может выйти заметно дешевле той же модели, которая его уже перешла. Но сильнее всего бьёт мощность: 160 л.с. отделяют утильсбор в 5 200 ₽ от суммы в миллионы, как у Sorento.</w:t>
+      </w:r>
+    </w:p>
+    <w:p>
+      <w:r>
+        <w:rPr/>
+        <w:t>Курсы воны и евро тоже двигают итог, но меньше, чем переход порога. Смотреть стоит курс на день таможенного оформления, а не на день покупки: между ними несколько недель, и курс успевает сдвинуться.</w:t>
       </w:r>
     </w:p>
     <w:p>
@@ -1185,7 +1921,7 @@
     <w:p>
       <w:r>
         <w:rPr/>
-        <w:t>Часть расходов можно срезать ещё до покупки, если осознанно выбрать параметры машины. Искать скидку на доставку — не единственный способ.</w:t>
+        <w:t>Часть расходов можно срезать ещё до покупки, если осознанно выбрать параметры машины.</w:t>
       </w:r>
     </w:p>
     <w:p>
@@ -1194,7 +1930,7 @@
       </w:pPr>
       <w:r>
         <w:rPr/>
-        <w:t>Выбирать объём и возраст с запасом от порога: машина с объёмом 1,9 л вместо 2,05 л может попасть в другую строку расчёта пошлины</w:t>
+        <w:t>Выбирать объём, возраст и мощность с запасом от порога: машина с мотором 1,6 вместо 2,2 попадёт в другую строку расчёта пошлины</w:t>
       </w:r>
     </w:p>
     <w:p>
@@ -1203,7 +1939,7 @@
       </w:pPr>
       <w:r>
         <w:rPr/>
-        <w:t>Считать бюджет только по цене на корейском сайте и забыть про пошлину и утильсбор. Это самая частая ошибка, после неё реальный счёт оказывается заметно выше ожиданий</w:t>
+        <w:t>Считать бюджет только по цене на корейском сайте и забыть про таможню. Это самая частая ошибка, после неё реальный счёт оказывается заметно выше ожиданий</w:t>
       </w:r>
     </w:p>
     <w:p>
@@ -1212,7 +1948,7 @@
       </w:pPr>
       <w:r>
         <w:rPr/>
-        <w:t>Брать курс на день покупки, а не на день таможенного оформления. За несколько недель между этими датами курс успевает сдвинуть итог</w:t>
+        <w:t>Брать курс на день покупки, а не на день таможенного оформления. За несколько недель курс успевает сдвинуть итоговый расчёт</w:t>
       </w:r>
     </w:p>
     <w:p>
@@ -1221,13 +1957,13 @@
       </w:pPr>
       <w:r>
         <w:rPr/>
-        <w:t>Отказаться от брокера ради экономии на комиссии и ошибиться в документах. Исправить ошибку на таможне обычно дороже, чем стоила бы комиссия</w:t>
+        <w:t>Отказаться от посредника ради экономии на комиссии и ошибиться в документах. Исправить ошибку на таможне обычно дороже, чем стоила бы комиссия</w:t>
       </w:r>
     </w:p>
     <w:p>
       <w:r>
         <w:rPr/>
-        <w:t>Самому везти дешевле, чем через брокера, но только на бумаге и только если всё пройдёт без ошибок с первого раза. Если объём и возраст машины близко к порогу и разница в расчёте ощутимая, брокер или сервис по подбору снижает риск пересчитывать бюджет уже после оплаты.</w:t>
+        <w:t>Самому везти дешевле только на бумаге и только если всё пройдёт без ошибок с первого раза. Если объём, возраст или мощность машины близко к порогу, лучше посчитать вариант заранее с тем, кто делает это каждый день.</w:t>
       </w:r>
     </w:p>
     <w:p>
@@ -1242,13 +1978,13 @@
     <w:p>
       <w:r>
         <w:rPr/>
-        <w:t>Бюджетный седан 2–3 лет с небольшим двигателем под ключ обычно обходится заметно дешевле кроссовера старше 5 лет с объёмом от 2,5–3 литров. Разницу создаёт не цена на аукционе, а пошлина и утильсбор.</w:t>
+        <w:t>Компактная машина 2022 года с небольшим мотором вроде KIA Morning выходит около 1,15 млн ₽ до Владивостока. Седан того же года с мотором 1,6 вроде Hyundai Avante — около 1,53 млн ₽. Доставка в центральные регионы добавляет 190 тыс. ₽. Разницу между машинами создаёт не цена на сайте, а таможня. Дизельный Kia Sorento на 194 л.с. выходит почти 6 млн ₽ до Владивостока, и 3,5 млн из них — утильсбор.</w:t>
       </w:r>
     </w:p>
     <w:p>
       <w:r>
         <w:rPr/>
-        <w:t xml:space="preserve">Точную цифру для конкретной машины общая логика не даст. Разница в цене на аукционе или пара месяцев возраста двигают итог сильнее, чем кажется сначала. Перед предоплатой за машину в Корее посчитайте пошлину и утильсбор под её точный год и объём. А если нужно подобрать машину и провести всю сделку, обращайтесь за </w:t>
+        <w:t xml:space="preserve">Точную цифру для конкретной машины общая логика не даст: разница в цене на сайте или пара месяцев возраста двигают итог сильнее, чем кажется сначала. До заключения договора посчитайте пошлину и утильсбор под точный год, объём и мощность. А если нужно подобрать машину и провести всю сделку, обращайтесь за </w:t>
       </w:r>
       <w:hyperlink r:id="rId11">
         <w:r>
@@ -1285,7 +2021,7 @@
     <w:p>
       <w:r>
         <w:rPr/>
-        <w:t>Сумма складывается из цены авто, доставки, пошлины, утильсбора и услуг брокера и сильно зависит от возраста машины и объёма двигателя. Бюджетный седан и возрастной кроссовер с большим мотором могут различаться в разы. Точную сумму для конкретной машины даст расчёт в калькуляторе растаможки плюс актуальная цена на аукционе.</w:t>
+        <w:t>По нашим расчётам 2022 года выпуска: KIA Morning 1,0 — 1 343 682 ₽, Hyundai Avante 1,6 — 1 715 880 ₽ с доставкой в центральные регионы. Сумма складывается из цены авто с расходами по Корее, таможни, оформления ЭПТС и СБКТС, нашей комиссии и доставки по России. Сильнее всего её двигают возраст, объём и мощность двигателя: от них зависят таможенная пошлина и утильсбор.</w:t>
       </w:r>
     </w:p>
     <w:p>
@@ -1294,13 +2030,13 @@
       </w:pPr>
       <w:r>
         <w:rPr/>
-        <w:t>Сколько стоит пригнать машину из Кореи в Россию?</w:t>
+        <w:t>Сколько времени занимает пригон машины из Кореи?</w:t>
       </w:r>
     </w:p>
     <w:p>
       <w:r>
         <w:rPr/>
-        <w:t>Если считать всё от покупки в Корее до постановки на учёт, итог всегда выше цены на корейском сайте. Логистика, пошлина, утильсбор и услуги брокера добавляют ощутимую сумму, и её размер зависит от возраста и объёма двигателя.</w:t>
+        <w:t>1,5–2 месяца от покупки в Корее до получения машины. Мы возим паромом до Владивостока, дальше автовозом до вашего города.</w:t>
       </w:r>
     </w:p>
     <w:p>
@@ -1315,7 +2051,7 @@
     <w:p>
       <w:r>
         <w:rPr/>
-        <w:t>Да, но только под конкретный год выпуска и объём двигателя. Средние цифры по рынку не подходят, потому что ставки меняются на порогах. Удобнее всего считать в калькуляторе растаможки, а не по памяти или чужим кейсам.</w:t>
+        <w:t>Да, но только под конкретный год выпуска, объём и мощность двигателя. Средние цифры по рынку не подходят, потому что ставки меняются на порогах. Удобнее всего считать в калькуляторе растаможки.</w:t>
       </w:r>
     </w:p>
     <w:p>
